--- a/content/w61.docx
+++ b/content/w61.docx
@@ -7,7 +7,7 @@
         <w:pStyle w:val="Title"/>
       </w:pPr>
       <w:r>
-        <w:t xml:space="preserve">Placeholder - Check Back Later</w:t>
+        <w:t xml:space="preserve">6.1 - CC: AI Business</w:t>
       </w:r>
     </w:p>
     <w:p>
@@ -34,13 +34,35 @@
         <w:t xml:space="preserve">S2026</w:t>
       </w:r>
     </w:p>
-    <w:bookmarkStart w:id="20" w:name="debate"/>
+    <w:bookmarkStart w:id="20" w:name="think"/>
     <w:p>
       <w:pPr>
         <w:pStyle w:val="Heading4"/>
       </w:pPr>
       <w:r>
-        <w:t xml:space="preserve">⚖️ Debate!</w:t>
+        <w:t xml:space="preserve">🧠 Think:</w:t>
+      </w:r>
+    </w:p>
+    <w:p>
+      <w:pPr>
+        <w:pStyle w:val="FirstParagraph"/>
+      </w:pPr>
+      <w:r>
+        <w:rPr>
+          <w:i/>
+          <w:iCs/>
+        </w:rPr>
+        <w:t xml:space="preserve">What monetizable product is it that AI companies make? Is it cost-effective, given labor, compute, and energy costs? Absent venture capital, how profitable is it likely to be short-, medium-, and long-term?</w:t>
+      </w:r>
+    </w:p>
+    <w:bookmarkEnd w:id="20"/>
+    <w:bookmarkStart w:id="23" w:name="read"/>
+    <w:p>
+      <w:pPr>
+        <w:pStyle w:val="Heading4"/>
+      </w:pPr>
+      <w:r>
+        <w:t xml:space="preserve">📖 Read:</w:t>
       </w:r>
     </w:p>
     <w:p>
@@ -52,21 +74,87 @@
         </w:numPr>
       </w:pPr>
       <w:r>
-        <w:rPr>
-          <w:i/>
-          <w:iCs/>
-        </w:rPr>
-        <w:t xml:space="preserve">test</w:t>
+        <w:t xml:space="preserve">Paterson, Cal.</w:t>
+      </w:r>
+      <w:r>
+        <w:t xml:space="preserve"> </w:t>
+      </w:r>
+      <w:r>
+        <w:t xml:space="preserve">“</w:t>
+      </w:r>
+      <w:hyperlink r:id="rId21">
+        <w:r>
+          <w:rPr>
+            <w:rStyle w:val="Hyperlink"/>
+          </w:rPr>
+          <w:t xml:space="preserve">Building LLMs is probably not going be a brilliant business</w:t>
+        </w:r>
+      </w:hyperlink>
+      <w:r>
+        <w:t xml:space="preserve">”</w:t>
+      </w:r>
+      <w:r>
+        <w:t xml:space="preserve"> </w:t>
+      </w:r>
+      <w:r>
+        <w:t xml:space="preserve">Blog post.</w:t>
       </w:r>
     </w:p>
-    <w:bookmarkEnd w:id="20"/>
-    <w:bookmarkStart w:id="21" w:name="think"/>
     <w:p>
       <w:pPr>
+        <w:pStyle w:val="Compact"/>
+        <w:numPr>
+          <w:ilvl w:val="0"/>
+          <w:numId w:val="1001"/>
+        </w:numPr>
+      </w:pPr>
+      <w:r>
+        <w:t xml:space="preserve">Leaked Google Memo:</w:t>
+      </w:r>
+      <w:r>
+        <w:t xml:space="preserve"> </w:t>
+      </w:r>
+      <w:r>
+        <w:t xml:space="preserve">“</w:t>
+      </w:r>
+      <w:hyperlink r:id="rId22">
+        <w:r>
+          <w:rPr>
+            <w:rStyle w:val="Hyperlink"/>
+          </w:rPr>
+          <w:t xml:space="preserve">We Have No Moat, And Neither Does OpenAI</w:t>
+        </w:r>
+      </w:hyperlink>
+      <w:r>
+        <w:t xml:space="preserve">”</w:t>
+      </w:r>
+      <w:r>
+        <w:t xml:space="preserve"> </w:t>
+      </w:r>
+      <w:r>
+        <w:t xml:space="preserve">(You don’t need to read the paywalled</w:t>
+      </w:r>
+      <w:r>
+        <w:t xml:space="preserve"> </w:t>
+      </w:r>
+      <w:r>
+        <w:t xml:space="preserve">“Timeline”</w:t>
+      </w:r>
+      <w:r>
+        <w:t xml:space="preserve"> </w:t>
+      </w:r>
+      <w:r>
+        <w:t xml:space="preserve">portion)</w:t>
+      </w:r>
+    </w:p>
+    <w:bookmarkEnd w:id="23"/>
+    <w:bookmarkStart w:id="25" w:name="listen"/>
+    <w:p>
+      <w:pPr>
         <w:pStyle w:val="Heading4"/>
       </w:pPr>
       <w:r>
-        <w:t xml:space="preserve">🧠 Think:</w:t>
+        <w:t xml:space="preserve">🎧 Listen:</w:t>
       </w:r>
     </w:p>
     <w:p>
@@ -78,21 +166,50 @@
         </w:numPr>
       </w:pPr>
       <w:r>
+        <w:t xml:space="preserve">Dario Amodei, 2026.</w:t>
+      </w:r>
+      <w:r>
+        <w:t xml:space="preserve"> </w:t>
+      </w:r>
+      <w:r>
+        <w:t xml:space="preserve">“</w:t>
+      </w:r>
+      <w:hyperlink r:id="rId24">
+        <w:r>
+          <w:rPr>
+            <w:rStyle w:val="Hyperlink"/>
+          </w:rPr>
+          <w:t xml:space="preserve">Something Will Go Wrong: Anthropic’s Chief on the Coming AI Disruption</w:t>
+        </w:r>
+      </w:hyperlink>
+      <w:r>
+        <w:t xml:space="preserve">”</w:t>
+      </w:r>
+      <w:r>
+        <w:t xml:space="preserve"> </w:t>
+      </w:r>
+      <w:r>
         <w:rPr>
           <w:i/>
           <w:iCs/>
         </w:rPr>
-        <w:t xml:space="preserve">test</w:t>
+        <w:t xml:space="preserve">Interesting Times with Ross Douthat</w:t>
+      </w:r>
+      <w:r>
+        <w:t xml:space="preserve"> </w:t>
+      </w:r>
+      <w:r>
+        <w:t xml:space="preserve">New York Times Podcasts.</w:t>
       </w:r>
     </w:p>
-    <w:bookmarkEnd w:id="21"/>
-    <w:bookmarkStart w:id="22" w:name="read"/>
+    <w:bookmarkEnd w:id="25"/>
+    <w:bookmarkStart w:id="33" w:name="browse"/>
     <w:p>
       <w:pPr>
         <w:pStyle w:val="Heading4"/>
       </w:pPr>
       <w:r>
-        <w:t xml:space="preserve">📖 Read:</w:t>
+        <w:t xml:space="preserve">🌐 Browse:</w:t>
       </w:r>
     </w:p>
     <w:p>
@@ -104,17 +221,261 @@
         </w:numPr>
       </w:pPr>
       <w:r>
-        <w:t xml:space="preserve">test</w:t>
+        <w:t xml:space="preserve">Thompson, Ben.</w:t>
+      </w:r>
+      <w:r>
+        <w:t xml:space="preserve"> </w:t>
+      </w:r>
+      <w:r>
+        <w:t xml:space="preserve">“</w:t>
+      </w:r>
+      <w:hyperlink r:id="rId26">
+        <w:r>
+          <w:rPr>
+            <w:rStyle w:val="Hyperlink"/>
+          </w:rPr>
+          <w:t xml:space="preserve">AI’s Uneven Arrival</w:t>
+        </w:r>
+      </w:hyperlink>
+      <w:r>
+        <w:t xml:space="preserve">”</w:t>
+      </w:r>
+      <w:r>
+        <w:t xml:space="preserve">. Blog post.</w:t>
       </w:r>
     </w:p>
-    <w:bookmarkEnd w:id="22"/>
-    <w:bookmarkStart w:id="23" w:name="listen"/>
     <w:p>
       <w:pPr>
+        <w:pStyle w:val="Compact"/>
+        <w:numPr>
+          <w:ilvl w:val="0"/>
+          <w:numId w:val="1003"/>
+        </w:numPr>
+      </w:pPr>
+      <w:r>
+        <w:t xml:space="preserve">“</w:t>
+      </w:r>
+      <w:hyperlink r:id="rId27">
+        <w:r>
+          <w:rPr>
+            <w:rStyle w:val="Hyperlink"/>
+          </w:rPr>
+          <w:t xml:space="preserve">Researchers created an open rival to OpenAI’s o1</w:t>
+        </w:r>
+        <w:r>
+          <w:rPr>
+            <w:rStyle w:val="Hyperlink"/>
+          </w:rPr>
+          <w:t xml:space="preserve"> </w:t>
+        </w:r>
+        <w:r>
+          <w:rPr>
+            <w:rStyle w:val="Hyperlink"/>
+          </w:rPr>
+          <w:t xml:space="preserve">‘reasoning’</w:t>
+        </w:r>
+        <w:r>
+          <w:rPr>
+            <w:rStyle w:val="Hyperlink"/>
+          </w:rPr>
+          <w:t xml:space="preserve"> </w:t>
+        </w:r>
+        <w:r>
+          <w:rPr>
+            <w:rStyle w:val="Hyperlink"/>
+          </w:rPr>
+          <w:t xml:space="preserve">model for under $50</w:t>
+        </w:r>
+      </w:hyperlink>
+      <w:r>
+        <w:t xml:space="preserve">”</w:t>
+      </w:r>
+    </w:p>
+    <w:p>
+      <w:pPr>
+        <w:pStyle w:val="Compact"/>
+        <w:numPr>
+          <w:ilvl w:val="0"/>
+          <w:numId w:val="1003"/>
+        </w:numPr>
+      </w:pPr>
+      <w:r>
+        <w:rPr>
+          <w:i/>
+          <w:iCs/>
+        </w:rPr>
+        <w:t xml:space="preserve">The Economist:</w:t>
+      </w:r>
+      <w:r>
+        <w:t xml:space="preserve"> </w:t>
+      </w:r>
+      <w:r>
+        <w:t xml:space="preserve">“</w:t>
+      </w:r>
+      <w:hyperlink r:id="rId28">
+        <w:r>
+          <w:rPr>
+            <w:rStyle w:val="Hyperlink"/>
+          </w:rPr>
+          <w:t xml:space="preserve">Will the bubble burst for AI in 2025, or will it start to deliver?</w:t>
+        </w:r>
+      </w:hyperlink>
+      <w:r>
+        <w:t xml:space="preserve">”</w:t>
+      </w:r>
+      <w:r>
+        <w:t xml:space="preserve"> </w:t>
+      </w:r>
+      <w:r>
+        <w:t xml:space="preserve">and</w:t>
+      </w:r>
+      <w:r>
+        <w:t xml:space="preserve"> </w:t>
+      </w:r>
+      <w:r>
+        <w:t xml:space="preserve">“</w:t>
+      </w:r>
+      <w:hyperlink r:id="rId29">
+        <w:r>
+          <w:rPr>
+            <w:rStyle w:val="Hyperlink"/>
+          </w:rPr>
+          <w:t xml:space="preserve">The very real constraints on artificial intelligence in 2025</w:t>
+        </w:r>
+      </w:hyperlink>
+      <w:r>
+        <w:t xml:space="preserve">”</w:t>
+      </w:r>
+    </w:p>
+    <w:p>
+      <w:pPr>
+        <w:pStyle w:val="Compact"/>
+        <w:numPr>
+          <w:ilvl w:val="0"/>
+          <w:numId w:val="1003"/>
+        </w:numPr>
+      </w:pPr>
+      <w:r>
+        <w:t xml:space="preserve">Zuckerberg, Mark.</w:t>
+      </w:r>
+      <w:r>
+        <w:t xml:space="preserve"> </w:t>
+      </w:r>
+      <w:r>
+        <w:t xml:space="preserve">“</w:t>
+      </w:r>
+      <w:hyperlink r:id="rId30">
+        <w:r>
+          <w:rPr>
+            <w:rStyle w:val="Hyperlink"/>
+          </w:rPr>
+          <w:t xml:space="preserve">Open Source AI is the Path Forward</w:t>
+        </w:r>
+      </w:hyperlink>
+      <w:r>
+        <w:t xml:space="preserve">”</w:t>
+      </w:r>
+    </w:p>
+    <w:p>
+      <w:pPr>
+        <w:pStyle w:val="Compact"/>
+        <w:numPr>
+          <w:ilvl w:val="0"/>
+          <w:numId w:val="1003"/>
+        </w:numPr>
+      </w:pPr>
+      <w:r>
+        <w:t xml:space="preserve">Glazer,</w:t>
+      </w:r>
+      <w:r>
+        <w:t xml:space="preserve"> </w:t>
+      </w:r>
+      <w:r>
+        <w:t xml:space="preserve">“</w:t>
+      </w:r>
+      <w:hyperlink r:id="rId31">
+        <w:r>
+          <w:rPr>
+            <w:rStyle w:val="Hyperlink"/>
+          </w:rPr>
+          <w:t xml:space="preserve">Why AI Risks Are Keeping Board Members Up at Night</w:t>
+        </w:r>
+      </w:hyperlink>
+      <w:r>
+        <w:t xml:space="preserve">”</w:t>
+      </w:r>
+      <w:r>
+        <w:t xml:space="preserve"> </w:t>
+      </w:r>
+      <w:r>
+        <w:rPr>
+          <w:i/>
+          <w:iCs/>
+        </w:rPr>
+        <w:t xml:space="preserve">Wall Street Journal</w:t>
+      </w:r>
+    </w:p>
+    <w:p>
+      <w:pPr>
+        <w:pStyle w:val="Compact"/>
+        <w:numPr>
+          <w:ilvl w:val="0"/>
+          <w:numId w:val="1003"/>
+        </w:numPr>
+      </w:pPr>
+      <w:r>
+        <w:t xml:space="preserve">“</w:t>
+      </w:r>
+      <w:hyperlink r:id="rId32">
+        <w:r>
+          <w:rPr>
+            <w:rStyle w:val="Hyperlink"/>
+          </w:rPr>
+          <w:t xml:space="preserve">Apple Engineers Show How Flimsy AI</w:t>
+        </w:r>
+        <w:r>
+          <w:rPr>
+            <w:rStyle w:val="Hyperlink"/>
+          </w:rPr>
+          <w:t xml:space="preserve"> </w:t>
+        </w:r>
+        <w:r>
+          <w:rPr>
+            <w:rStyle w:val="Hyperlink"/>
+          </w:rPr>
+          <w:t xml:space="preserve">‘Reasoning’</w:t>
+        </w:r>
+        <w:r>
+          <w:rPr>
+            <w:rStyle w:val="Hyperlink"/>
+          </w:rPr>
+          <w:t xml:space="preserve"> </w:t>
+        </w:r>
+        <w:r>
+          <w:rPr>
+            <w:rStyle w:val="Hyperlink"/>
+          </w:rPr>
+          <w:t xml:space="preserve">Can Be</w:t>
+        </w:r>
+      </w:hyperlink>
+      <w:r>
+        <w:t xml:space="preserve">”</w:t>
+      </w:r>
+      <w:r>
+        <w:t xml:space="preserve"> </w:t>
+      </w:r>
+      <w:r>
+        <w:t xml:space="preserve">Wired.</w:t>
+      </w:r>
+    </w:p>
+    <w:bookmarkEnd w:id="33"/>
+    <w:bookmarkStart w:id="37" w:name="submit"/>
+    <w:p>
+      <w:pPr>
         <w:pStyle w:val="Heading4"/>
       </w:pPr>
       <w:r>
-        <w:t xml:space="preserve">🎧 Listen:</w:t>
+        <w:t xml:space="preserve">📝 Submit:</w:t>
       </w:r>
     </w:p>
     <w:p>
@@ -123,94 +484,6 @@
         <w:numPr>
           <w:ilvl w:val="0"/>
           <w:numId w:val="1004"/>
-        </w:numPr>
-      </w:pPr>
-      <w:r>
-        <w:t xml:space="preserve">test</w:t>
-      </w:r>
-    </w:p>
-    <w:bookmarkEnd w:id="23"/>
-    <w:bookmarkStart w:id="24" w:name="watch"/>
-    <w:p>
-      <w:pPr>
-        <w:pStyle w:val="Heading4"/>
-      </w:pPr>
-      <w:r>
-        <w:t xml:space="preserve">📺 Watch:</w:t>
-      </w:r>
-    </w:p>
-    <w:p>
-      <w:pPr>
-        <w:pStyle w:val="Compact"/>
-        <w:numPr>
-          <w:ilvl w:val="0"/>
-          <w:numId w:val="1005"/>
-        </w:numPr>
-      </w:pPr>
-      <w:r>
-        <w:t xml:space="preserve">test</w:t>
-      </w:r>
-    </w:p>
-    <w:bookmarkEnd w:id="24"/>
-    <w:bookmarkStart w:id="25" w:name="browse"/>
-    <w:p>
-      <w:pPr>
-        <w:pStyle w:val="Heading4"/>
-      </w:pPr>
-      <w:r>
-        <w:t xml:space="preserve">🌐 Browse:</w:t>
-      </w:r>
-    </w:p>
-    <w:p>
-      <w:pPr>
-        <w:pStyle w:val="Compact"/>
-        <w:numPr>
-          <w:ilvl w:val="0"/>
-          <w:numId w:val="1006"/>
-        </w:numPr>
-      </w:pPr>
-      <w:r>
-        <w:t xml:space="preserve">test</w:t>
-      </w:r>
-    </w:p>
-    <w:bookmarkEnd w:id="25"/>
-    <w:bookmarkStart w:id="26" w:name="additional-resources"/>
-    <w:p>
-      <w:pPr>
-        <w:pStyle w:val="Heading4"/>
-      </w:pPr>
-      <w:r>
-        <w:t xml:space="preserve">📚 Additional Resources:</w:t>
-      </w:r>
-    </w:p>
-    <w:p>
-      <w:pPr>
-        <w:pStyle w:val="Compact"/>
-        <w:numPr>
-          <w:ilvl w:val="0"/>
-          <w:numId w:val="1007"/>
-        </w:numPr>
-      </w:pPr>
-      <w:r>
-        <w:t xml:space="preserve">test</w:t>
-      </w:r>
-    </w:p>
-    <w:bookmarkEnd w:id="26"/>
-    <w:bookmarkStart w:id="30" w:name="submit"/>
-    <w:p>
-      <w:pPr>
-        <w:pStyle w:val="Heading4"/>
-      </w:pPr>
-      <w:r>
-        <w:t xml:space="preserve">📝 Submit:</w:t>
-      </w:r>
-    </w:p>
-    <w:p>
-      <w:pPr>
-        <w:pStyle w:val="Compact"/>
-        <w:numPr>
-          <w:ilvl w:val="0"/>
-          <w:numId w:val="1008"/>
         </w:numPr>
       </w:pPr>
       <w:r>
@@ -258,18 +531,18 @@
                 <wp:inline>
                   <wp:extent cx="152400" cy="152400"/>
                   <wp:effectExtent b="0" l="0" r="0" t="0"/>
-                  <wp:docPr descr="" title="" id="28" name="Picture"/>
+                  <wp:docPr descr="" title="" id="35" name="Picture"/>
                   <a:graphic>
                     <a:graphicData uri="http://schemas.openxmlformats.org/drawingml/2006/picture">
                       <pic:pic>
                         <pic:nvPicPr>
-                          <pic:cNvPr descr="/opt/quarto/share/formats/docx/tip.png" id="29" name="Picture"/>
+                          <pic:cNvPr descr="/opt/quarto/share/formats/docx/tip.png" id="36" name="Picture"/>
                           <pic:cNvPicPr>
                             <a:picLocks noChangeArrowheads="1" noChangeAspect="1"/>
                           </pic:cNvPicPr>
                         </pic:nvPicPr>
                         <pic:blipFill>
-                          <a:blip r:embed="rId27"/>
+                          <a:blip r:embed="rId34"/>
                           <a:stretch>
                             <a:fillRect/>
                           </a:stretch>
@@ -323,7 +596,7 @@
               <w:pStyle w:val="Compact"/>
               <w:numPr>
                 <w:ilvl w:val="0"/>
-                <w:numId w:val="1009"/>
+                <w:numId w:val="1005"/>
               </w:numPr>
             </w:pPr>
             <w:r>
@@ -359,7 +632,7 @@
               <w:pStyle w:val="Compact"/>
               <w:numPr>
                 <w:ilvl w:val="0"/>
-                <w:numId w:val="1009"/>
+                <w:numId w:val="1005"/>
               </w:numPr>
             </w:pPr>
             <w:r>
@@ -377,7 +650,7 @@
               <w:pStyle w:val="Compact"/>
               <w:numPr>
                 <w:ilvl w:val="0"/>
-                <w:numId w:val="1009"/>
+                <w:numId w:val="1005"/>
               </w:numPr>
             </w:pPr>
             <w:r>
@@ -394,7 +667,7 @@
         </w:tc>
       </w:tr>
     </w:tbl>
-    <w:bookmarkEnd w:id="30"/>
+    <w:bookmarkEnd w:id="37"/>
     <w:sectPr>
       <w:footnotePr>
         <w:numRestart w:val="eachSect"/>
@@ -624,18 +897,6 @@
     <w:abstractNumId w:val="991"/>
   </w:num>
   <w:num w:numId="1005">
-    <w:abstractNumId w:val="991"/>
-  </w:num>
-  <w:num w:numId="1006">
-    <w:abstractNumId w:val="991"/>
-  </w:num>
-  <w:num w:numId="1007">
-    <w:abstractNumId w:val="991"/>
-  </w:num>
-  <w:num w:numId="1008">
-    <w:abstractNumId w:val="991"/>
-  </w:num>
-  <w:num w:numId="1009">
     <w:abstractNumId w:val="991"/>
   </w:num>
 </w:numbering>

--- a/content/w61.docx
+++ b/content/w61.docx
@@ -203,7 +203,7 @@
       </w:r>
     </w:p>
     <w:bookmarkEnd w:id="25"/>
-    <w:bookmarkStart w:id="33" w:name="browse"/>
+    <w:bookmarkStart w:id="35" w:name="browse"/>
     <w:p>
       <w:pPr>
         <w:pStyle w:val="Heading4"/>
@@ -253,9 +253,73 @@
         </w:numPr>
       </w:pPr>
       <w:r>
+        <w:t xml:space="preserve">Olson, 2026.</w:t>
+      </w:r>
+      <w:r>
+        <w:t xml:space="preserve"> </w:t>
+      </w:r>
+      <w:r>
         <w:t xml:space="preserve">“</w:t>
       </w:r>
       <w:hyperlink r:id="rId27">
+        <w:r>
+          <w:rPr>
+            <w:rStyle w:val="Hyperlink"/>
+          </w:rPr>
+          <w:t xml:space="preserve">The Week Anthropic Tanked the Market and Pulled Ahead of Its Rivals</w:t>
+        </w:r>
+      </w:hyperlink>
+      <w:r>
+        <w:t xml:space="preserve">”</w:t>
+      </w:r>
+    </w:p>
+    <w:p>
+      <w:pPr>
+        <w:pStyle w:val="Compact"/>
+        <w:numPr>
+          <w:ilvl w:val="0"/>
+          <w:numId w:val="1003"/>
+        </w:numPr>
+      </w:pPr>
+      <w:r>
+        <w:t xml:space="preserve">Jin, 2025.</w:t>
+      </w:r>
+      <w:r>
+        <w:t xml:space="preserve"> </w:t>
+      </w:r>
+      <w:r>
+        <w:t xml:space="preserve">“</w:t>
+      </w:r>
+      <w:hyperlink r:id="rId28">
+        <w:r>
+          <w:rPr>
+            <w:rStyle w:val="Hyperlink"/>
+          </w:rPr>
+          <w:t xml:space="preserve">Anthropic Is on Track to Turn a Profit Much Faster Than OpenAI</w:t>
+        </w:r>
+      </w:hyperlink>
+      <w:r>
+        <w:t xml:space="preserve">”</w:t>
+      </w:r>
+      <w:r>
+        <w:t xml:space="preserve"> </w:t>
+      </w:r>
+      <w:r>
+        <w:t xml:space="preserve">Wall Street Journal.</w:t>
+      </w:r>
+    </w:p>
+    <w:p>
+      <w:pPr>
+        <w:pStyle w:val="Compact"/>
+        <w:numPr>
+          <w:ilvl w:val="0"/>
+          <w:numId w:val="1003"/>
+        </w:numPr>
+      </w:pPr>
+      <w:r>
+        <w:t xml:space="preserve">“</w:t>
+      </w:r>
+      <w:hyperlink r:id="rId29">
         <w:r>
           <w:rPr>
             <w:rStyle w:val="Hyperlink"/>
@@ -312,7 +376,7 @@
       <w:r>
         <w:t xml:space="preserve">“</w:t>
       </w:r>
-      <w:hyperlink r:id="rId28">
+      <w:hyperlink r:id="rId30">
         <w:r>
           <w:rPr>
             <w:rStyle w:val="Hyperlink"/>
@@ -335,7 +399,7 @@
       <w:r>
         <w:t xml:space="preserve">“</w:t>
       </w:r>
-      <w:hyperlink r:id="rId29">
+      <w:hyperlink r:id="rId31">
         <w:r>
           <w:rPr>
             <w:rStyle w:val="Hyperlink"/>
@@ -364,7 +428,7 @@
       <w:r>
         <w:t xml:space="preserve">“</w:t>
       </w:r>
-      <w:hyperlink r:id="rId30">
+      <w:hyperlink r:id="rId32">
         <w:r>
           <w:rPr>
             <w:rStyle w:val="Hyperlink"/>
@@ -393,7 +457,7 @@
       <w:r>
         <w:t xml:space="preserve">“</w:t>
       </w:r>
-      <w:hyperlink r:id="rId31">
+      <w:hyperlink r:id="rId33">
         <w:r>
           <w:rPr>
             <w:rStyle w:val="Hyperlink"/>
@@ -426,7 +490,7 @@
       <w:r>
         <w:t xml:space="preserve">“</w:t>
       </w:r>
-      <w:hyperlink r:id="rId32">
+      <w:hyperlink r:id="rId34">
         <w:r>
           <w:rPr>
             <w:rStyle w:val="Hyperlink"/>
@@ -468,8 +532,8 @@
         <w:t xml:space="preserve">Wired.</w:t>
       </w:r>
     </w:p>
-    <w:bookmarkEnd w:id="33"/>
-    <w:bookmarkStart w:id="37" w:name="submit"/>
+    <w:bookmarkEnd w:id="35"/>
+    <w:bookmarkStart w:id="39" w:name="submit"/>
     <w:p>
       <w:pPr>
         <w:pStyle w:val="Heading4"/>
@@ -531,18 +595,18 @@
                 <wp:inline>
                   <wp:extent cx="152400" cy="152400"/>
                   <wp:effectExtent b="0" l="0" r="0" t="0"/>
-                  <wp:docPr descr="" title="" id="35" name="Picture"/>
+                  <wp:docPr descr="" title="" id="37" name="Picture"/>
                   <a:graphic>
                     <a:graphicData uri="http://schemas.openxmlformats.org/drawingml/2006/picture">
                       <pic:pic>
                         <pic:nvPicPr>
-                          <pic:cNvPr descr="/opt/quarto/share/formats/docx/tip.png" id="36" name="Picture"/>
+                          <pic:cNvPr descr="/opt/quarto/share/formats/docx/tip.png" id="38" name="Picture"/>
                           <pic:cNvPicPr>
                             <a:picLocks noChangeArrowheads="1" noChangeAspect="1"/>
                           </pic:cNvPicPr>
                         </pic:nvPicPr>
                         <pic:blipFill>
-                          <a:blip r:embed="rId34"/>
+                          <a:blip r:embed="rId36"/>
                           <a:stretch>
                             <a:fillRect/>
                           </a:stretch>
@@ -667,7 +731,7 @@
         </w:tc>
       </w:tr>
     </w:tbl>
-    <w:bookmarkEnd w:id="37"/>
+    <w:bookmarkEnd w:id="39"/>
     <w:sectPr>
       <w:footnotePr>
         <w:numRestart w:val="eachSect"/>

--- a/content/w61.docx
+++ b/content/w61.docx
@@ -34,7 +34,7 @@
         <w:t xml:space="preserve">S2026</w:t>
       </w:r>
     </w:p>
-    <w:bookmarkStart w:id="20" w:name="think"/>
+    <w:bookmarkStart w:id="9" w:name="think"/>
     <w:p>
       <w:pPr>
         <w:pStyle w:val="Heading4"/>
@@ -55,8 +55,8 @@
         <w:t xml:space="preserve">What monetizable product is it that AI companies make? Is it cost-effective, given labor, compute, and energy costs? Absent venture capital, how profitable is it likely to be short-, medium-, and long-term?</w:t>
       </w:r>
     </w:p>
-    <w:bookmarkEnd w:id="20"/>
-    <w:bookmarkStart w:id="23" w:name="read"/>
+    <w:bookmarkEnd w:id="9"/>
+    <w:bookmarkStart w:id="12" w:name="read"/>
     <w:p>
       <w:pPr>
         <w:pStyle w:val="Heading4"/>
@@ -82,7 +82,7 @@
       <w:r>
         <w:t xml:space="preserve">“</w:t>
       </w:r>
-      <w:hyperlink r:id="rId21">
+      <w:hyperlink r:id="rId10">
         <w:r>
           <w:rPr>
             <w:rStyle w:val="Hyperlink"/>
@@ -117,7 +117,7 @@
       <w:r>
         <w:t xml:space="preserve">“</w:t>
       </w:r>
-      <w:hyperlink r:id="rId22">
+      <w:hyperlink r:id="rId11">
         <w:r>
           <w:rPr>
             <w:rStyle w:val="Hyperlink"/>
@@ -147,8 +147,8 @@
         <w:t xml:space="preserve">portion)</w:t>
       </w:r>
     </w:p>
-    <w:bookmarkEnd w:id="23"/>
-    <w:bookmarkStart w:id="25" w:name="listen"/>
+    <w:bookmarkEnd w:id="12"/>
+    <w:bookmarkStart w:id="14" w:name="listen"/>
     <w:p>
       <w:pPr>
         <w:pStyle w:val="Heading4"/>
@@ -174,7 +174,7 @@
       <w:r>
         <w:t xml:space="preserve">“</w:t>
       </w:r>
-      <w:hyperlink r:id="rId24">
+      <w:hyperlink r:id="rId13">
         <w:r>
           <w:rPr>
             <w:rStyle w:val="Hyperlink"/>
@@ -202,8 +202,8 @@
         <w:t xml:space="preserve">New York Times Podcasts.</w:t>
       </w:r>
     </w:p>
-    <w:bookmarkEnd w:id="25"/>
-    <w:bookmarkStart w:id="35" w:name="browse"/>
+    <w:bookmarkEnd w:id="14"/>
+    <w:bookmarkStart w:id="24" w:name="browse"/>
     <w:p>
       <w:pPr>
         <w:pStyle w:val="Heading4"/>
@@ -229,7 +229,7 @@
       <w:r>
         <w:t xml:space="preserve">“</w:t>
       </w:r>
-      <w:hyperlink r:id="rId26">
+      <w:hyperlink r:id="rId15">
         <w:r>
           <w:rPr>
             <w:rStyle w:val="Hyperlink"/>
@@ -261,7 +261,7 @@
       <w:r>
         <w:t xml:space="preserve">“</w:t>
       </w:r>
-      <w:hyperlink r:id="rId27">
+      <w:hyperlink r:id="rId16">
         <w:r>
           <w:rPr>
             <w:rStyle w:val="Hyperlink"/>
@@ -290,7 +290,7 @@
       <w:r>
         <w:t xml:space="preserve">“</w:t>
       </w:r>
-      <w:hyperlink r:id="rId28">
+      <w:hyperlink r:id="rId17">
         <w:r>
           <w:rPr>
             <w:rStyle w:val="Hyperlink"/>
@@ -319,7 +319,7 @@
       <w:r>
         <w:t xml:space="preserve">“</w:t>
       </w:r>
-      <w:hyperlink r:id="rId29">
+      <w:hyperlink r:id="rId18">
         <w:r>
           <w:rPr>
             <w:rStyle w:val="Hyperlink"/>
@@ -376,7 +376,7 @@
       <w:r>
         <w:t xml:space="preserve">“</w:t>
       </w:r>
-      <w:hyperlink r:id="rId30">
+      <w:hyperlink r:id="rId19">
         <w:r>
           <w:rPr>
             <w:rStyle w:val="Hyperlink"/>
@@ -399,7 +399,7 @@
       <w:r>
         <w:t xml:space="preserve">“</w:t>
       </w:r>
-      <w:hyperlink r:id="rId31">
+      <w:hyperlink r:id="rId20">
         <w:r>
           <w:rPr>
             <w:rStyle w:val="Hyperlink"/>
@@ -428,7 +428,7 @@
       <w:r>
         <w:t xml:space="preserve">“</w:t>
       </w:r>
-      <w:hyperlink r:id="rId32">
+      <w:hyperlink r:id="rId21">
         <w:r>
           <w:rPr>
             <w:rStyle w:val="Hyperlink"/>
@@ -457,7 +457,7 @@
       <w:r>
         <w:t xml:space="preserve">“</w:t>
       </w:r>
-      <w:hyperlink r:id="rId33">
+      <w:hyperlink r:id="rId22">
         <w:r>
           <w:rPr>
             <w:rStyle w:val="Hyperlink"/>
@@ -490,7 +490,7 @@
       <w:r>
         <w:t xml:space="preserve">“</w:t>
       </w:r>
-      <w:hyperlink r:id="rId34">
+      <w:hyperlink r:id="rId23">
         <w:r>
           <w:rPr>
             <w:rStyle w:val="Hyperlink"/>
@@ -532,8 +532,8 @@
         <w:t xml:space="preserve">Wired.</w:t>
       </w:r>
     </w:p>
-    <w:bookmarkEnd w:id="35"/>
-    <w:bookmarkStart w:id="39" w:name="submit"/>
+    <w:bookmarkEnd w:id="24"/>
+    <w:bookmarkStart w:id="28" w:name="submit"/>
     <w:p>
       <w:pPr>
         <w:pStyle w:val="Heading4"/>
@@ -595,18 +595,18 @@
                 <wp:inline>
                   <wp:extent cx="152400" cy="152400"/>
                   <wp:effectExtent b="0" l="0" r="0" t="0"/>
-                  <wp:docPr descr="" title="" id="37" name="Picture"/>
+                  <wp:docPr descr="" title="" id="26" name="Picture"/>
                   <a:graphic>
                     <a:graphicData uri="http://schemas.openxmlformats.org/drawingml/2006/picture">
                       <pic:pic>
                         <pic:nvPicPr>
-                          <pic:cNvPr descr="/opt/quarto/share/formats/docx/tip.png" id="38" name="Picture"/>
+                          <pic:cNvPr descr="/opt/quarto/share/formats/docx/tip.png" id="27" name="Picture"/>
                           <pic:cNvPicPr>
                             <a:picLocks noChangeArrowheads="1" noChangeAspect="1"/>
                           </pic:cNvPicPr>
                         </pic:nvPicPr>
                         <pic:blipFill>
-                          <a:blip r:embed="rId36"/>
+                          <a:blip r:embed="rId25"/>
                           <a:stretch>
                             <a:fillRect/>
                           </a:stretch>
@@ -731,7 +731,7 @@
         </w:tc>
       </w:tr>
     </w:tbl>
-    <w:bookmarkEnd w:id="39"/>
+    <w:bookmarkEnd w:id="28"/>
     <w:sectPr>
       <w:footnotePr>
         <w:numRestart w:val="eachSect"/>
@@ -971,10 +971,10 @@
   <w:docDefaults>
     <w:rPrDefault>
       <w:rPr>
-        <w:rFonts w:asciiTheme="minorHAnsi" w:cstheme="minorBidi" w:eastAsiaTheme="minorHAnsi" w:hAnsiTheme="minorHAnsi"/>
+        <w:rFonts w:asciiTheme="minorHAnsi" w:cstheme="minorBidi" w:eastAsiaTheme="minorEastAsia" w:hAnsiTheme="minorHAnsi"/>
         <w:sz w:val="24"/>
         <w:szCs w:val="24"/>
-        <w:lang w:bidi="ar-SA" w:eastAsia="en-US" w:val="en-US"/>
+        <w:lang w:bidi="ar-SA" w:eastAsia="zh-CN" w:val="en-US"/>
       </w:rPr>
     </w:rPrDefault>
     <w:pPrDefault>
@@ -1515,13 +1515,6 @@
       </w:tblCellMar>
     </w:tblPr>
     <w:tblStylePr w:type="firstRow">
-      <w:tblPr>
-        <w:jc w:val="left"/>
-        <w:tblInd w:type="dxa" w:w="0"/>
-      </w:tblPr>
-      <w:trPr>
-        <w:jc w:val="left"/>
-      </w:trPr>
       <w:tcPr>
         <w:tcBorders>
           <w:bottom w:val="single"/>
